--- a/제출서류/2026미니게임메이커스챌린지/(양식) 01. 참가신청서_이재명.docx
+++ b/제출서류/2026미니게임메이커스챌린지/(양식) 01. 참가신청서_이재명.docx
@@ -1,6 +1,6 @@
 
 <file path=word/document.xml><?xml version="1.0" encoding="utf-8"?>
-<w:document xmlns:wpc="http://schemas.microsoft.com/office/word/2010/wordprocessingCanvas" xmlns:cx="http://schemas.microsoft.com/office/drawing/2014/chartex" xmlns:cx1="http://schemas.microsoft.com/office/drawing/2015/9/8/chartex" xmlns:cx2="http://schemas.microsoft.com/office/drawing/2015/10/21/chartex" xmlns:cx3="http://schemas.microsoft.com/office/drawing/2016/5/9/chartex" xmlns:cx4="http://schemas.microsoft.com/office/drawing/2016/5/10/chartex" xmlns:cx5="http://schemas.microsoft.com/office/drawing/2016/5/11/chartex" xmlns:cx6="http://schemas.microsoft.com/office/drawing/2016/5/12/chartex" xmlns:cx7="http://schemas.microsoft.com/office/drawing/2016/5/13/chartex" xmlns:cx8="http://schemas.microsoft.com/office/drawing/2016/5/14/chartex" xmlns:mc="http://schemas.openxmlformats.org/markup-compatibility/2006" xmlns:aink="http://schemas.microsoft.com/office/drawing/2016/ink" xmlns:am3d="http://schemas.microsoft.com/office/drawing/2017/model3d" xmlns:o="urn:schemas-microsoft-com:office:office" xmlns:r="http://schemas.openxmlformats.org/officeDocument/2006/relationships" xmlns:m="http://schemas.openxmlformats.org/officeDocument/2006/math" xmlns:v="urn:schemas-microsoft-com:vml" xmlns:wp14="http://schemas.microsoft.com/office/word/2010/wordprocessingDrawing" xmlns:wp="http://schemas.openxmlformats.org/drawingml/2006/wordprocessingDrawing" xmlns:w10="urn:schemas-microsoft-com:office:word" xmlns:w="http://schemas.openxmlformats.org/wordprocessingml/2006/main" xmlns:w14="http://schemas.microsoft.com/office/word/2010/wordml" xmlns:w15="http://schemas.microsoft.com/office/word/2012/wordml" xmlns:w16cex="http://schemas.microsoft.com/office/word/2018/wordml/cex" xmlns:w16cid="http://schemas.microsoft.com/office/word/2016/wordml/cid" xmlns:w16="http://schemas.microsoft.com/office/word/2018/wordml" xmlns:w16sdtdh="http://schemas.microsoft.com/office/word/2020/wordml/sdtdatahash" xmlns:w16se="http://schemas.microsoft.com/office/word/2015/wordml/symex" xmlns:wpg="http://schemas.microsoft.com/office/word/2010/wordprocessingGroup" xmlns:wpi="http://schemas.microsoft.com/office/word/2010/wordprocessingInk" xmlns:wne="http://schemas.microsoft.com/office/word/2006/wordml" xmlns:wps="http://schemas.microsoft.com/office/word/2010/wordprocessingShape" mc:Ignorable="w14 w15 w16se w16cid w16 w16cex w16sdtdh wp14">
+<w:document xmlns:wpc="http://schemas.microsoft.com/office/word/2010/wordprocessingCanvas" xmlns:cx="http://schemas.microsoft.com/office/drawing/2014/chartex" xmlns:cx1="http://schemas.microsoft.com/office/drawing/2015/9/8/chartex" xmlns:cx2="http://schemas.microsoft.com/office/drawing/2015/10/21/chartex" xmlns:cx3="http://schemas.microsoft.com/office/drawing/2016/5/9/chartex" xmlns:cx4="http://schemas.microsoft.com/office/drawing/2016/5/10/chartex" xmlns:cx5="http://schemas.microsoft.com/office/drawing/2016/5/11/chartex" xmlns:cx6="http://schemas.microsoft.com/office/drawing/2016/5/12/chartex" xmlns:cx7="http://schemas.microsoft.com/office/drawing/2016/5/13/chartex" xmlns:cx8="http://schemas.microsoft.com/office/drawing/2016/5/14/chartex" xmlns:mc="http://schemas.openxmlformats.org/markup-compatibility/2006" xmlns:aink="http://schemas.microsoft.com/office/drawing/2016/ink" xmlns:am3d="http://schemas.microsoft.com/office/drawing/2017/model3d" xmlns:o="urn:schemas-microsoft-com:office:office" xmlns:oel="http://schemas.microsoft.com/office/2019/extlst" xmlns:r="http://schemas.openxmlformats.org/officeDocument/2006/relationships" xmlns:m="http://schemas.openxmlformats.org/officeDocument/2006/math" xmlns:v="urn:schemas-microsoft-com:vml" xmlns:wp14="http://schemas.microsoft.com/office/word/2010/wordprocessingDrawing" xmlns:wp="http://schemas.openxmlformats.org/drawingml/2006/wordprocessingDrawing" xmlns:w10="urn:schemas-microsoft-com:office:word" xmlns:w="http://schemas.openxmlformats.org/wordprocessingml/2006/main" xmlns:w14="http://schemas.microsoft.com/office/word/2010/wordml" xmlns:w15="http://schemas.microsoft.com/office/word/2012/wordml" xmlns:w16cei="http://schemas.microsoft.com/office/word/2026/wordml/cei" xmlns:w16cex="http://schemas.microsoft.com/office/word/2018/wordml/cex" xmlns:w16cid="http://schemas.microsoft.com/office/word/2016/wordml/cid" xmlns:w16="http://schemas.microsoft.com/office/word/2018/wordml" xmlns:w16du="http://schemas.microsoft.com/office/word/2023/wordml/word16du" xmlns:w16sdtdh="http://schemas.microsoft.com/office/word/2020/wordml/sdtdatahash" xmlns:w16sdtfl="http://schemas.microsoft.com/office/word/2024/wordml/sdtformatlock" xmlns:w16se="http://schemas.microsoft.com/office/word/2015/wordml/symex" xmlns:wpg="http://schemas.microsoft.com/office/word/2010/wordprocessingGroup" xmlns:wpi="http://schemas.microsoft.com/office/word/2010/wordprocessingInk" xmlns:wne="http://schemas.microsoft.com/office/word/2006/wordml" xmlns:wps="http://schemas.microsoft.com/office/word/2010/wordprocessingShape" mc:Ignorable="w14 w15 w16se w16cid w16 w16cex w16sdtdh w16sdtfl w16du wp14">
   <w:body>
     <w:tbl>
       <w:tblPr>
@@ -83,59 +83,12 @@
                 <w:bCs/>
                 <w:sz w:val="32"/>
               </w:rPr>
-              <w:t xml:space="preserve"> </w:t>
-            </w:r>
-            <w:proofErr w:type="spellStart"/>
-            <w:r>
-              <w:rPr>
-                <w:rFonts w:ascii="페이퍼로지 6 SemiBold" w:eastAsia="페이퍼로지 6 SemiBold" w:hAnsi="페이퍼로지 6 SemiBold" w:hint="eastAsia"/>
-                <w:bCs/>
-                <w:sz w:val="32"/>
-              </w:rPr>
-              <w:t>챌린지</w:t>
-            </w:r>
-            <w:proofErr w:type="spellEnd"/>
-            <w:r>
-              <w:rPr>
-                <w:rFonts w:ascii="페이퍼로지 6 SemiBold" w:eastAsia="페이퍼로지 6 SemiBold" w:hAnsi="페이퍼로지 6 SemiBold" w:hint="eastAsia"/>
-                <w:bCs/>
-                <w:sz w:val="32"/>
-              </w:rPr>
-              <w:t xml:space="preserve"> 참가신청서</w:t>
+              <w:t xml:space="preserve"> 챌린지 참가신청서</w:t>
             </w:r>
           </w:p>
         </w:tc>
       </w:tr>
     </w:tbl>
-    <w:p>
-      <w:pPr>
-        <w:pStyle w:val="10"/>
-        <w:wordWrap/>
-        <w:spacing w:line="276" w:lineRule="auto"/>
-        <w:jc w:val="left"/>
-        <w:rPr>
-          <w:rFonts w:ascii="페이퍼로지 6 SemiBold" w:eastAsia="페이퍼로지 6 SemiBold" w:hAnsi="페이퍼로지 6 SemiBold"/>
-          <w:bCs/>
-        </w:rPr>
-      </w:pPr>
-      <w:r>
-        <w:rPr>
-          <w:rFonts w:ascii="페이퍼로지 6 SemiBold" w:eastAsia="페이퍼로지 6 SemiBold" w:hAnsi="페이퍼로지 6 SemiBold"/>
-          <w:bCs/>
-          <w:color w:val="FF0000"/>
-        </w:rPr>
-        <w:t xml:space="preserve">※ </w:t>
-      </w:r>
-      <w:r>
-        <w:rPr>
-          <w:rFonts w:ascii="페이퍼로지 6 SemiBold" w:eastAsia="페이퍼로지 6 SemiBold" w:hAnsi="페이퍼로지 6 SemiBold"/>
-          <w:bCs/>
-          <w:color w:val="FF0000"/>
-          <w:spacing w:val="-4"/>
-        </w:rPr>
-        <w:t>빨간색 및 파란색 글씨는 참고 후, 작성 시 꼭 삭제하여 주십시오.</w:t>
-      </w:r>
-    </w:p>
     <w:p>
       <w:pPr>
         <w:pStyle w:val="10"/>
@@ -158,75 +111,6 @@
           <w:sz w:val="28"/>
         </w:rPr>
         <w:t>1. 기본사항</w:t>
-      </w:r>
-      <w:r>
-        <w:rPr>
-          <w:rFonts w:ascii="페이퍼로지 6 SemiBold" w:eastAsia="페이퍼로지 6 SemiBold" w:hAnsi="페이퍼로지 6 SemiBold" w:hint="eastAsia"/>
-          <w:bCs/>
-          <w:spacing w:val="-3"/>
-          <w:sz w:val="28"/>
-        </w:rPr>
-        <w:t xml:space="preserve"> </w:t>
-      </w:r>
-      <w:r>
-        <w:rPr>
-          <w:rFonts w:ascii="페이퍼로지 6 SemiBold" w:eastAsia="페이퍼로지 6 SemiBold" w:hAnsi="페이퍼로지 6 SemiBold"/>
-          <w:bCs/>
-          <w:color w:val="0070C0"/>
-          <w:spacing w:val="-3"/>
-          <w:szCs w:val="18"/>
-        </w:rPr>
-        <w:t>(</w:t>
-      </w:r>
-      <w:r>
-        <w:rPr>
-          <w:rFonts w:ascii="페이퍼로지 6 SemiBold" w:eastAsia="페이퍼로지 6 SemiBold" w:hAnsi="페이퍼로지 6 SemiBold" w:hint="eastAsia"/>
-          <w:bCs/>
-          <w:color w:val="0070C0"/>
-          <w:spacing w:val="-3"/>
-          <w:szCs w:val="18"/>
-        </w:rPr>
-        <w:t>개인</w:t>
-      </w:r>
-      <w:r>
-        <w:rPr>
-          <w:rFonts w:ascii="페이퍼로지 6 SemiBold" w:eastAsia="페이퍼로지 6 SemiBold" w:hAnsi="페이퍼로지 6 SemiBold" w:hint="eastAsia"/>
-          <w:bCs/>
-          <w:color w:val="0070C0"/>
-          <w:spacing w:val="-3"/>
-          <w:szCs w:val="18"/>
-        </w:rPr>
-        <w:t xml:space="preserve">의 </w:t>
-      </w:r>
-      <w:r>
-        <w:rPr>
-          <w:rFonts w:ascii="페이퍼로지 6 SemiBold" w:eastAsia="페이퍼로지 6 SemiBold" w:hAnsi="페이퍼로지 6 SemiBold" w:hint="eastAsia"/>
-          <w:bCs/>
-          <w:color w:val="0070C0"/>
-          <w:spacing w:val="-3"/>
-          <w:szCs w:val="18"/>
-        </w:rPr>
-        <w:t>경우에는</w:t>
-      </w:r>
-      <w:r>
-        <w:rPr>
-          <w:rFonts w:ascii="페이퍼로지 6 SemiBold" w:eastAsia="페이퍼로지 6 SemiBold" w:hAnsi="페이퍼로지 6 SemiBold"/>
-          <w:bCs/>
-          <w:color w:val="0070C0"/>
-          <w:spacing w:val="-3"/>
-          <w:szCs w:val="18"/>
-        </w:rPr>
-        <w:t xml:space="preserve"> </w:t>
-      </w:r>
-      <w:r>
-        <w:rPr>
-          <w:rFonts w:ascii="페이퍼로지 6 SemiBold" w:eastAsia="페이퍼로지 6 SemiBold" w:hAnsi="페이퍼로지 6 SemiBold" w:hint="eastAsia"/>
-          <w:bCs/>
-          <w:color w:val="0070C0"/>
-          <w:spacing w:val="-3"/>
-          <w:szCs w:val="18"/>
-        </w:rPr>
-        <w:t>작성 불필요)</w:t>
       </w:r>
     </w:p>
     <w:tbl>
@@ -318,34 +202,19 @@
               <w:spacing w:line="276" w:lineRule="auto"/>
               <w:jc w:val="left"/>
               <w:rPr>
-                <w:rFonts w:ascii="페이퍼로지 6 SemiBold" w:eastAsia="페이퍼로지 6 SemiBold" w:hAnsi="페이퍼로지 6 SemiBold"/>
-                <w:bCs/>
+                <w:rFonts w:asciiTheme="majorHAnsi" w:eastAsiaTheme="majorHAnsi" w:hAnsiTheme="majorHAnsi" w:hint="eastAsia"/>
+                <w:bCs/>
+                <w:color w:val="auto"/>
               </w:rPr>
             </w:pPr>
-            <w:r>
-              <w:rPr>
-                <w:rFonts w:ascii="페이퍼로지 6 SemiBold" w:eastAsia="페이퍼로지 6 SemiBold" w:hAnsi="페이퍼로지 6 SemiBold"/>
-                <w:bCs/>
-                <w:color w:val="FF0000"/>
-              </w:rPr>
-              <w:t xml:space="preserve">※ </w:t>
-            </w:r>
-            <w:r>
-              <w:rPr>
-                <w:rFonts w:ascii="페이퍼로지 6 SemiBold" w:eastAsia="페이퍼로지 6 SemiBold" w:hAnsi="페이퍼로지 6 SemiBold" w:hint="eastAsia"/>
-                <w:bCs/>
-                <w:color w:val="FF0000"/>
-              </w:rPr>
-              <w:t xml:space="preserve">팀의 경우 </w:t>
-            </w:r>
             <w:proofErr w:type="spellStart"/>
             <w:r>
               <w:rPr>
-                <w:rFonts w:ascii="페이퍼로지 6 SemiBold" w:eastAsia="페이퍼로지 6 SemiBold" w:hAnsi="페이퍼로지 6 SemiBold" w:hint="eastAsia"/>
-                <w:bCs/>
-                <w:color w:val="FF0000"/>
-              </w:rPr>
-              <w:t>팀명</w:t>
+                <w:rFonts w:asciiTheme="majorHAnsi" w:eastAsiaTheme="majorHAnsi" w:hAnsiTheme="majorHAnsi" w:cs="바탕" w:hint="eastAsia"/>
+                <w:bCs/>
+                <w:color w:val="auto"/>
+              </w:rPr>
+              <w:t>태훈없는태훈팀</w:t>
             </w:r>
             <w:proofErr w:type="spellEnd"/>
           </w:p>
@@ -409,25 +278,18 @@
               <w:spacing w:line="276" w:lineRule="auto"/>
               <w:jc w:val="left"/>
               <w:rPr>
-                <w:rFonts w:ascii="페이퍼로지 6 SemiBold" w:eastAsia="페이퍼로지 6 SemiBold" w:hAnsi="페이퍼로지 6 SemiBold"/>
-                <w:bCs/>
+                <w:rFonts w:asciiTheme="majorHAnsi" w:eastAsiaTheme="majorHAnsi" w:hAnsiTheme="majorHAnsi" w:hint="eastAsia"/>
+                <w:bCs/>
+                <w:color w:val="auto"/>
               </w:rPr>
             </w:pPr>
             <w:r>
               <w:rPr>
-                <w:rFonts w:ascii="페이퍼로지 6 SemiBold" w:eastAsia="페이퍼로지 6 SemiBold" w:hAnsi="페이퍼로지 6 SemiBold"/>
-                <w:bCs/>
-                <w:color w:val="FF0000"/>
-              </w:rPr>
-              <w:t xml:space="preserve">※ </w:t>
-            </w:r>
-            <w:r>
-              <w:rPr>
-                <w:rFonts w:ascii="페이퍼로지 6 SemiBold" w:eastAsia="페이퍼로지 6 SemiBold" w:hAnsi="페이퍼로지 6 SemiBold" w:hint="eastAsia"/>
-                <w:bCs/>
-                <w:color w:val="FF0000"/>
-              </w:rPr>
-              <w:t>팀의 경우 구성원 수</w:t>
+                <w:rFonts w:asciiTheme="majorHAnsi" w:eastAsiaTheme="majorHAnsi" w:hAnsiTheme="majorHAnsi" w:hint="eastAsia"/>
+                <w:bCs/>
+                <w:color w:val="auto"/>
+              </w:rPr>
+              <w:t>2</w:t>
             </w:r>
           </w:p>
         </w:tc>
@@ -487,41 +349,18 @@
               <w:wordWrap/>
               <w:spacing w:line="276" w:lineRule="auto"/>
               <w:rPr>
-                <w:rFonts w:ascii="페이퍼로지 6 SemiBold" w:eastAsia="페이퍼로지 6 SemiBold" w:hAnsi="페이퍼로지 6 SemiBold"/>
-                <w:bCs/>
+                <w:rFonts w:asciiTheme="majorHAnsi" w:eastAsiaTheme="majorHAnsi" w:hAnsiTheme="majorHAnsi" w:hint="eastAsia"/>
+                <w:bCs/>
+                <w:color w:val="auto"/>
               </w:rPr>
             </w:pPr>
             <w:r>
               <w:rPr>
-                <w:rFonts w:ascii="페이퍼로지 6 SemiBold" w:eastAsia="페이퍼로지 6 SemiBold" w:hAnsi="페이퍼로지 6 SemiBold"/>
-                <w:bCs/>
-                <w:color w:val="FF0000"/>
-              </w:rPr>
-              <w:t xml:space="preserve">※ </w:t>
-            </w:r>
-            <w:r>
-              <w:rPr>
-                <w:rFonts w:ascii="페이퍼로지 6 SemiBold" w:eastAsia="페이퍼로지 6 SemiBold" w:hAnsi="페이퍼로지 6 SemiBold" w:hint="eastAsia"/>
-                <w:bCs/>
-                <w:color w:val="FF0000"/>
-              </w:rPr>
-              <w:t>팀의 경우,</w:t>
-            </w:r>
-            <w:r>
-              <w:rPr>
-                <w:rFonts w:ascii="페이퍼로지 6 SemiBold" w:eastAsia="페이퍼로지 6 SemiBold" w:hAnsi="페이퍼로지 6 SemiBold"/>
-                <w:bCs/>
-                <w:color w:val="FF0000"/>
-              </w:rPr>
-              <w:t xml:space="preserve"> </w:t>
-            </w:r>
-            <w:r>
-              <w:rPr>
-                <w:rFonts w:ascii="페이퍼로지 6 SemiBold" w:eastAsia="페이퍼로지 6 SemiBold" w:hAnsi="페이퍼로지 6 SemiBold" w:hint="eastAsia"/>
-                <w:bCs/>
-                <w:color w:val="FF0000"/>
-              </w:rPr>
-              <w:t>대표 담당자의 주소</w:t>
+                <w:rFonts w:asciiTheme="majorHAnsi" w:eastAsiaTheme="majorHAnsi" w:hAnsiTheme="majorHAnsi" w:cs="바탕" w:hint="eastAsia"/>
+                <w:bCs/>
+                <w:color w:val="auto"/>
+              </w:rPr>
+              <w:t>서울시 동작구 상도1동 449-3</w:t>
             </w:r>
           </w:p>
         </w:tc>
@@ -600,55 +439,7 @@
                 <w:rFonts w:ascii="페이퍼로지 6 SemiBold" w:eastAsia="페이퍼로지 6 SemiBold" w:hAnsi="페이퍼로지 6 SemiBold" w:hint="eastAsia"/>
                 <w:bCs/>
               </w:rPr>
-              <w:t xml:space="preserve">대표자 인적사항 </w:t>
-            </w:r>
-            <w:r>
-              <w:rPr>
-                <w:rFonts w:ascii="페이퍼로지 6 SemiBold" w:eastAsia="페이퍼로지 6 SemiBold" w:hAnsi="페이퍼로지 6 SemiBold"/>
-                <w:bCs/>
-                <w:color w:val="0070C0"/>
-              </w:rPr>
-              <w:t>(</w:t>
-            </w:r>
-            <w:r>
-              <w:rPr>
-                <w:rFonts w:ascii="페이퍼로지 6 SemiBold" w:eastAsia="페이퍼로지 6 SemiBold" w:hAnsi="페이퍼로지 6 SemiBold" w:hint="eastAsia"/>
-                <w:bCs/>
-                <w:color w:val="0070C0"/>
-              </w:rPr>
-              <w:t>개인,</w:t>
-            </w:r>
-            <w:r>
-              <w:rPr>
-                <w:rFonts w:ascii="페이퍼로지 6 SemiBold" w:eastAsia="페이퍼로지 6 SemiBold" w:hAnsi="페이퍼로지 6 SemiBold"/>
-                <w:bCs/>
-                <w:color w:val="0070C0"/>
-              </w:rPr>
-              <w:t xml:space="preserve"> </w:t>
-            </w:r>
-            <w:r>
-              <w:rPr>
-                <w:rFonts w:ascii="페이퍼로지 6 SemiBold" w:eastAsia="페이퍼로지 6 SemiBold" w:hAnsi="페이퍼로지 6 SemiBold" w:hint="eastAsia"/>
-                <w:bCs/>
-                <w:color w:val="0070C0"/>
-              </w:rPr>
-              <w:t>팀의 대표담당자,</w:t>
-            </w:r>
-            <w:r>
-              <w:rPr>
-                <w:rFonts w:ascii="페이퍼로지 6 SemiBold" w:eastAsia="페이퍼로지 6 SemiBold" w:hAnsi="페이퍼로지 6 SemiBold"/>
-                <w:bCs/>
-                <w:color w:val="0070C0"/>
-              </w:rPr>
-              <w:t xml:space="preserve"> </w:t>
-            </w:r>
-            <w:r>
-              <w:rPr>
-                <w:rFonts w:ascii="페이퍼로지 6 SemiBold" w:eastAsia="페이퍼로지 6 SemiBold" w:hAnsi="페이퍼로지 6 SemiBold" w:hint="eastAsia"/>
-                <w:bCs/>
-                <w:color w:val="0070C0"/>
-              </w:rPr>
-              <w:t>회사의 대표자)</w:t>
+              <w:t>대표자 인적사항</w:t>
             </w:r>
           </w:p>
         </w:tc>
@@ -708,10 +499,21 @@
               <w:spacing w:line="276" w:lineRule="auto"/>
               <w:jc w:val="center"/>
               <w:rPr>
-                <w:rFonts w:ascii="페이퍼로지 6 SemiBold" w:eastAsia="페이퍼로지 6 SemiBold" w:hAnsi="페이퍼로지 6 SemiBold"/>
-                <w:bCs/>
+                <w:rFonts w:asciiTheme="majorHAnsi" w:eastAsiaTheme="majorHAnsi" w:hAnsiTheme="majorHAnsi"/>
+                <w:bCs/>
+                <w:color w:val="auto"/>
               </w:rPr>
             </w:pPr>
+            <w:proofErr w:type="spellStart"/>
+            <w:r>
+              <w:rPr>
+                <w:rFonts w:asciiTheme="majorHAnsi" w:eastAsiaTheme="majorHAnsi" w:hAnsiTheme="majorHAnsi" w:hint="eastAsia"/>
+                <w:bCs/>
+                <w:color w:val="auto"/>
+              </w:rPr>
+              <w:t>이재명</w:t>
+            </w:r>
+            <w:proofErr w:type="spellEnd"/>
           </w:p>
         </w:tc>
         <w:tc>
@@ -764,10 +566,17 @@
               <w:spacing w:line="276" w:lineRule="auto"/>
               <w:jc w:val="center"/>
               <w:rPr>
-                <w:rFonts w:ascii="페이퍼로지 6 SemiBold" w:eastAsia="페이퍼로지 6 SemiBold" w:hAnsi="페이퍼로지 6 SemiBold"/>
+                <w:rFonts w:asciiTheme="majorHAnsi" w:eastAsiaTheme="majorHAnsi" w:hAnsiTheme="majorHAnsi" w:hint="eastAsia"/>
                 <w:bCs/>
               </w:rPr>
             </w:pPr>
+            <w:r>
+              <w:rPr>
+                <w:rFonts w:asciiTheme="majorHAnsi" w:eastAsiaTheme="majorHAnsi" w:hAnsiTheme="majorHAnsi" w:hint="eastAsia"/>
+                <w:bCs/>
+              </w:rPr>
+              <w:t>1991.02.25</w:t>
+            </w:r>
           </w:p>
         </w:tc>
       </w:tr>
@@ -827,10 +636,27 @@
               <w:spacing w:line="276" w:lineRule="auto"/>
               <w:jc w:val="center"/>
               <w:rPr>
-                <w:rFonts w:ascii="페이퍼로지 6 SemiBold" w:eastAsia="페이퍼로지 6 SemiBold" w:hAnsi="페이퍼로지 6 SemiBold"/>
-                <w:bCs/>
+                <w:rFonts w:asciiTheme="majorHAnsi" w:eastAsiaTheme="majorHAnsi" w:hAnsiTheme="majorHAnsi" w:hint="eastAsia"/>
+                <w:bCs/>
+                <w:color w:val="auto"/>
               </w:rPr>
             </w:pPr>
+            <w:r>
+              <w:rPr>
+                <w:rFonts w:asciiTheme="majorHAnsi" w:eastAsiaTheme="majorHAnsi" w:hAnsiTheme="majorHAnsi" w:hint="eastAsia"/>
+                <w:bCs/>
+                <w:color w:val="auto"/>
+              </w:rPr>
+              <w:t>서</w:t>
+            </w:r>
+            <w:r>
+              <w:rPr>
+                <w:rFonts w:asciiTheme="majorHAnsi" w:eastAsiaTheme="majorHAnsi" w:hAnsiTheme="majorHAnsi" w:cs="바탕" w:hint="eastAsia"/>
+                <w:bCs/>
+                <w:color w:val="auto"/>
+              </w:rPr>
+              <w:t>울시 동작구 상도1동 449-3 궁전빌라 102호</w:t>
+            </w:r>
           </w:p>
         </w:tc>
       </w:tr>
@@ -889,10 +715,19 @@
               <w:spacing w:line="276" w:lineRule="auto"/>
               <w:jc w:val="center"/>
               <w:rPr>
-                <w:rFonts w:ascii="페이퍼로지 6 SemiBold" w:eastAsia="페이퍼로지 6 SemiBold" w:hAnsi="페이퍼로지 6 SemiBold"/>
-                <w:bCs/>
+                <w:rFonts w:asciiTheme="majorHAnsi" w:eastAsiaTheme="majorHAnsi" w:hAnsiTheme="majorHAnsi" w:hint="eastAsia"/>
+                <w:bCs/>
+                <w:color w:val="auto"/>
               </w:rPr>
             </w:pPr>
+            <w:r>
+              <w:rPr>
+                <w:rFonts w:asciiTheme="majorHAnsi" w:eastAsiaTheme="majorHAnsi" w:hAnsiTheme="majorHAnsi" w:hint="eastAsia"/>
+                <w:bCs/>
+                <w:color w:val="auto"/>
+              </w:rPr>
+              <w:t>010-4354-8614</w:t>
+            </w:r>
           </w:p>
         </w:tc>
         <w:tc>
@@ -945,10 +780,19 @@
               <w:spacing w:line="276" w:lineRule="auto"/>
               <w:jc w:val="center"/>
               <w:rPr>
-                <w:rFonts w:ascii="페이퍼로지 6 SemiBold" w:eastAsia="페이퍼로지 6 SemiBold" w:hAnsi="페이퍼로지 6 SemiBold"/>
-                <w:bCs/>
+                <w:rFonts w:asciiTheme="majorHAnsi" w:eastAsiaTheme="majorHAnsi" w:hAnsiTheme="majorHAnsi" w:hint="eastAsia"/>
+                <w:bCs/>
+                <w:color w:val="auto"/>
               </w:rPr>
             </w:pPr>
+            <w:r>
+              <w:rPr>
+                <w:rFonts w:asciiTheme="majorHAnsi" w:eastAsiaTheme="majorHAnsi" w:hAnsiTheme="majorHAnsi" w:cs="바탕" w:hint="eastAsia"/>
+                <w:bCs/>
+                <w:color w:val="auto"/>
+              </w:rPr>
+              <w:t>togoda1945@gmail.com</w:t>
+            </w:r>
           </w:p>
         </w:tc>
       </w:tr>
@@ -1088,17 +932,34 @@
               <w:spacing w:line="276" w:lineRule="auto"/>
               <w:jc w:val="left"/>
               <w:rPr>
-                <w:rFonts w:ascii="페이퍼로지 6 SemiBold" w:eastAsia="페이퍼로지 6 SemiBold" w:hAnsi="페이퍼로지 6 SemiBold"/>
-                <w:bCs/>
+                <w:rFonts w:asciiTheme="majorHAnsi" w:eastAsiaTheme="majorHAnsi" w:hAnsiTheme="majorHAnsi" w:hint="eastAsia"/>
+                <w:bCs/>
+                <w:color w:val="auto"/>
               </w:rPr>
             </w:pPr>
             <w:r>
               <w:rPr>
-                <w:rFonts w:ascii="페이퍼로지 6 SemiBold" w:eastAsia="페이퍼로지 6 SemiBold" w:hAnsi="페이퍼로지 6 SemiBold"/>
-                <w:bCs/>
-                <w:color w:val="FF0000"/>
-              </w:rPr>
-              <w:t>※ 출시게임명(가칭) 기재</w:t>
+                <w:rFonts w:asciiTheme="majorHAnsi" w:eastAsiaTheme="majorHAnsi" w:hAnsiTheme="majorHAnsi" w:cs="바탕" w:hint="eastAsia"/>
+                <w:bCs/>
+                <w:color w:val="auto"/>
+              </w:rPr>
+              <w:t>던전</w:t>
+            </w:r>
+            <w:r>
+              <w:rPr>
+                <w:rFonts w:asciiTheme="majorHAnsi" w:eastAsiaTheme="majorHAnsi" w:hAnsiTheme="majorHAnsi" w:cs="바탕" w:hint="eastAsia"/>
+                <w:bCs/>
+                <w:color w:val="auto"/>
+              </w:rPr>
+              <w:t xml:space="preserve"> 수달 </w:t>
+            </w:r>
+            <w:r>
+              <w:rPr>
+                <w:rFonts w:asciiTheme="majorHAnsi" w:eastAsiaTheme="majorHAnsi" w:hAnsiTheme="majorHAnsi" w:cs="바탕" w:hint="eastAsia"/>
+                <w:bCs/>
+                <w:color w:val="auto"/>
+              </w:rPr>
+              <w:t>김태훈</w:t>
             </w:r>
           </w:p>
         </w:tc>
@@ -1152,45 +1013,21 @@
               <w:spacing w:line="276" w:lineRule="auto"/>
               <w:jc w:val="left"/>
               <w:rPr>
-                <w:rFonts w:ascii="페이퍼로지 6 SemiBold" w:eastAsia="페이퍼로지 6 SemiBold" w:hAnsi="페이퍼로지 6 SemiBold"/>
-                <w:bCs/>
-                <w:color w:val="0070C0"/>
+                <w:rFonts w:asciiTheme="majorHAnsi" w:eastAsiaTheme="majorHAnsi" w:hAnsiTheme="majorHAnsi"/>
+                <w:bCs/>
+                <w:color w:val="auto"/>
               </w:rPr>
             </w:pPr>
             <w:proofErr w:type="spellStart"/>
             <w:r>
               <w:rPr>
-                <w:rFonts w:ascii="페이퍼로지 6 SemiBold" w:eastAsia="페이퍼로지 6 SemiBold" w:hAnsi="페이퍼로지 6 SemiBold" w:hint="eastAsia"/>
-                <w:bCs/>
-                <w:color w:val="0070C0"/>
+                <w:rFonts w:asciiTheme="majorHAnsi" w:eastAsiaTheme="majorHAnsi" w:hAnsiTheme="majorHAnsi" w:hint="eastAsia"/>
+                <w:bCs/>
+                <w:color w:val="auto"/>
               </w:rPr>
               <w:t>전체이용가</w:t>
             </w:r>
             <w:proofErr w:type="spellEnd"/>
-            <w:r>
-              <w:rPr>
-                <w:rFonts w:ascii="페이퍼로지 6 SemiBold" w:eastAsia="페이퍼로지 6 SemiBold" w:hAnsi="페이퍼로지 6 SemiBold" w:hint="eastAsia"/>
-                <w:bCs/>
-                <w:color w:val="0070C0"/>
-              </w:rPr>
-              <w:t xml:space="preserve"> </w:t>
-            </w:r>
-            <w:r>
-              <w:rPr>
-                <w:rFonts w:ascii="페이퍼로지 6 SemiBold" w:eastAsia="페이퍼로지 6 SemiBold" w:hAnsi="페이퍼로지 6 SemiBold"/>
-                <w:bCs/>
-                <w:color w:val="0070C0"/>
-              </w:rPr>
-              <w:t>(</w:t>
-            </w:r>
-            <w:r>
-              <w:rPr>
-                <w:rFonts w:ascii="페이퍼로지 6 SemiBold" w:eastAsia="페이퍼로지 6 SemiBold" w:hAnsi="페이퍼로지 6 SemiBold" w:hint="eastAsia"/>
-                <w:bCs/>
-                <w:color w:val="0070C0"/>
-              </w:rPr>
-              <w:t>필수 사항)</w:t>
-            </w:r>
           </w:p>
         </w:tc>
       </w:tr>
@@ -1249,18 +1086,29 @@
               <w:spacing w:line="276" w:lineRule="auto"/>
               <w:jc w:val="left"/>
               <w:rPr>
-                <w:rFonts w:ascii="페이퍼로지 6 SemiBold" w:eastAsia="페이퍼로지 6 SemiBold" w:hAnsi="페이퍼로지 6 SemiBold"/>
-                <w:bCs/>
+                <w:rFonts w:asciiTheme="majorHAnsi" w:eastAsiaTheme="majorHAnsi" w:hAnsiTheme="majorHAnsi" w:hint="eastAsia"/>
+                <w:bCs/>
+                <w:color w:val="auto"/>
               </w:rPr>
             </w:pPr>
             <w:r>
               <w:rPr>
-                <w:rFonts w:ascii="페이퍼로지 6 SemiBold" w:eastAsia="페이퍼로지 6 SemiBold" w:hAnsi="페이퍼로지 6 SemiBold"/>
-                <w:bCs/>
-                <w:color w:val="FF0000"/>
-              </w:rPr>
-              <w:t>※ RPG, 액션, 퍼즐 등</w:t>
-            </w:r>
+                <w:rFonts w:asciiTheme="majorHAnsi" w:eastAsiaTheme="majorHAnsi" w:hAnsiTheme="majorHAnsi" w:cs="바탕" w:hint="eastAsia"/>
+                <w:bCs/>
+                <w:color w:val="auto"/>
+              </w:rPr>
+              <w:t xml:space="preserve">아이들 </w:t>
+            </w:r>
+            <w:proofErr w:type="spellStart"/>
+            <w:r>
+              <w:rPr>
+                <w:rFonts w:asciiTheme="majorHAnsi" w:eastAsiaTheme="majorHAnsi" w:hAnsiTheme="majorHAnsi" w:cs="바탕" w:hint="eastAsia"/>
+                <w:bCs/>
+                <w:color w:val="auto"/>
+              </w:rPr>
+              <w:t>로그라이크</w:t>
+            </w:r>
+            <w:proofErr w:type="spellEnd"/>
           </w:p>
         </w:tc>
         <w:tc>
@@ -1313,10 +1161,19 @@
               <w:spacing w:line="276" w:lineRule="auto"/>
               <w:jc w:val="left"/>
               <w:rPr>
-                <w:rFonts w:ascii="페이퍼로지 6 SemiBold" w:eastAsia="페이퍼로지 6 SemiBold" w:hAnsi="페이퍼로지 6 SemiBold"/>
-                <w:bCs/>
+                <w:rFonts w:asciiTheme="majorHAnsi" w:eastAsiaTheme="majorHAnsi" w:hAnsiTheme="majorHAnsi"/>
+                <w:bCs/>
+                <w:color w:val="auto"/>
               </w:rPr>
             </w:pPr>
+            <w:r>
+              <w:rPr>
+                <w:rFonts w:asciiTheme="majorHAnsi" w:eastAsiaTheme="majorHAnsi" w:hAnsiTheme="majorHAnsi" w:cs="바탕" w:hint="eastAsia"/>
+                <w:bCs/>
+                <w:color w:val="auto"/>
+              </w:rPr>
+              <w:t>웹</w:t>
+            </w:r>
           </w:p>
         </w:tc>
       </w:tr>
@@ -1383,11 +1240,19 @@
               <w:spacing w:line="276" w:lineRule="auto"/>
               <w:jc w:val="left"/>
               <w:rPr>
-                <w:rFonts w:ascii="페이퍼로지 6 SemiBold" w:eastAsia="페이퍼로지 6 SemiBold" w:hAnsi="페이퍼로지 6 SemiBold"/>
-                <w:bCs/>
-                <w:color w:val="FF0000"/>
+                <w:rFonts w:asciiTheme="majorHAnsi" w:eastAsiaTheme="majorHAnsi" w:hAnsiTheme="majorHAnsi"/>
+                <w:bCs/>
+                <w:color w:val="auto"/>
               </w:rPr>
             </w:pPr>
+            <w:r>
+              <w:rPr>
+                <w:rFonts w:asciiTheme="majorHAnsi" w:eastAsiaTheme="majorHAnsi" w:hAnsiTheme="majorHAnsi"/>
+                <w:bCs/>
+                <w:color w:val="auto"/>
+              </w:rPr>
+              <w:t>https://dreamy-froyo-ad18b7.netlify.app</w:t>
+            </w:r>
           </w:p>
         </w:tc>
       </w:tr>
@@ -1447,17 +1312,698 @@
               <w:spacing w:line="276" w:lineRule="auto"/>
               <w:jc w:val="left"/>
               <w:rPr>
-                <w:rFonts w:ascii="페이퍼로지 6 SemiBold" w:eastAsia="페이퍼로지 6 SemiBold" w:hAnsi="페이퍼로지 6 SemiBold"/>
+                <w:rFonts w:ascii="페이퍼로지 6 SemiBold" w:eastAsia="페이퍼로지 6 SemiBold" w:hAnsi="페이퍼로지 6 SemiBold" w:hint="eastAsia"/>
                 <w:bCs/>
               </w:rPr>
             </w:pPr>
             <w:r>
               <w:rPr>
-                <w:rFonts w:ascii="페이퍼로지 6 SemiBold" w:eastAsia="페이퍼로지 6 SemiBold" w:hAnsi="페이퍼로지 6 SemiBold"/>
-                <w:bCs/>
-                <w:color w:val="FF0000"/>
-              </w:rPr>
-              <w:t>※ 게임 프로젝트에 대해 간단히 소개</w:t>
+                <w:rFonts w:asciiTheme="majorHAnsi" w:eastAsiaTheme="majorHAnsi" w:hAnsiTheme="majorHAnsi" w:cs="Times New Roman"/>
+                <w:bCs/>
+                <w:color w:val="auto"/>
+              </w:rPr>
+              <w:t>○</w:t>
+            </w:r>
+            <w:r>
+              <w:rPr>
+                <w:rFonts w:asciiTheme="majorHAnsi" w:eastAsiaTheme="majorHAnsi" w:hAnsiTheme="majorHAnsi" w:cs="___WRD_EMBED_SUB_46"/>
+                <w:bCs/>
+                <w:color w:val="auto"/>
+              </w:rPr>
+              <w:t> </w:t>
+            </w:r>
+            <w:r>
+              <w:rPr>
+                <w:rFonts w:asciiTheme="majorHAnsi" w:eastAsiaTheme="majorHAnsi" w:hAnsiTheme="majorHAnsi"/>
+                <w:bCs/>
+                <w:color w:val="auto"/>
+              </w:rPr>
+              <w:t>테</w:t>
+            </w:r>
+            <w:r>
+              <w:rPr>
+                <w:rFonts w:asciiTheme="majorHAnsi" w:eastAsiaTheme="majorHAnsi" w:hAnsiTheme="majorHAnsi" w:cs="바탕" w:hint="eastAsia"/>
+                <w:bCs/>
+                <w:color w:val="auto"/>
+              </w:rPr>
+              <w:t>마를</w:t>
+            </w:r>
+            <w:r>
+              <w:rPr>
+                <w:rFonts w:asciiTheme="majorHAnsi" w:eastAsiaTheme="majorHAnsi" w:hAnsiTheme="majorHAnsi"/>
+                <w:bCs/>
+                <w:color w:val="auto"/>
+              </w:rPr>
+              <w:t xml:space="preserve"> </w:t>
+            </w:r>
+            <w:r>
+              <w:rPr>
+                <w:rFonts w:asciiTheme="majorHAnsi" w:eastAsiaTheme="majorHAnsi" w:hAnsiTheme="majorHAnsi" w:cs="바탕" w:hint="eastAsia"/>
+                <w:bCs/>
+                <w:color w:val="auto"/>
+              </w:rPr>
+              <w:t>입력</w:t>
+            </w:r>
+            <w:r>
+              <w:rPr>
+                <w:rFonts w:asciiTheme="majorHAnsi" w:eastAsiaTheme="majorHAnsi" w:hAnsiTheme="majorHAnsi" w:cs="___WRD_EMBED_SUB_46" w:hint="eastAsia"/>
+                <w:bCs/>
+                <w:color w:val="auto"/>
+              </w:rPr>
+              <w:t>하</w:t>
+            </w:r>
+            <w:r>
+              <w:rPr>
+                <w:rFonts w:asciiTheme="majorHAnsi" w:eastAsiaTheme="majorHAnsi" w:hAnsiTheme="majorHAnsi" w:cs="바탕" w:hint="eastAsia"/>
+                <w:bCs/>
+                <w:color w:val="auto"/>
+              </w:rPr>
+              <w:t>면</w:t>
+            </w:r>
+            <w:r>
+              <w:rPr>
+                <w:rFonts w:asciiTheme="majorHAnsi" w:eastAsiaTheme="majorHAnsi" w:hAnsiTheme="majorHAnsi"/>
+                <w:bCs/>
+                <w:color w:val="auto"/>
+              </w:rPr>
+              <w:t xml:space="preserve"> </w:t>
+            </w:r>
+            <w:r>
+              <w:rPr>
+                <w:rFonts w:asciiTheme="majorHAnsi" w:eastAsiaTheme="majorHAnsi" w:hAnsiTheme="majorHAnsi" w:cs="바탕" w:hint="eastAsia"/>
+                <w:bCs/>
+                <w:color w:val="auto"/>
+              </w:rPr>
+              <w:t>던</w:t>
+            </w:r>
+            <w:r>
+              <w:rPr>
+                <w:rFonts w:asciiTheme="majorHAnsi" w:eastAsiaTheme="majorHAnsi" w:hAnsiTheme="majorHAnsi" w:cs="___WRD_EMBED_SUB_46" w:hint="eastAsia"/>
+                <w:bCs/>
+                <w:color w:val="auto"/>
+              </w:rPr>
+              <w:t>전이</w:t>
+            </w:r>
+            <w:r>
+              <w:rPr>
+                <w:rFonts w:asciiTheme="majorHAnsi" w:eastAsiaTheme="majorHAnsi" w:hAnsiTheme="majorHAnsi"/>
+                <w:bCs/>
+                <w:color w:val="auto"/>
+              </w:rPr>
+              <w:t xml:space="preserve"> </w:t>
+            </w:r>
+            <w:r>
+              <w:rPr>
+                <w:rFonts w:asciiTheme="majorHAnsi" w:eastAsiaTheme="majorHAnsi" w:hAnsiTheme="majorHAnsi" w:cs="바탕" w:hint="eastAsia"/>
+                <w:bCs/>
+                <w:color w:val="auto"/>
+              </w:rPr>
+              <w:t>만들어</w:t>
+            </w:r>
+            <w:r>
+              <w:rPr>
+                <w:rFonts w:asciiTheme="majorHAnsi" w:eastAsiaTheme="majorHAnsi" w:hAnsiTheme="majorHAnsi" w:cs="___WRD_EMBED_SUB_46" w:hint="eastAsia"/>
+                <w:bCs/>
+                <w:color w:val="auto"/>
+              </w:rPr>
+              <w:t>지는</w:t>
+            </w:r>
+            <w:r>
+              <w:rPr>
+                <w:rFonts w:asciiTheme="majorHAnsi" w:eastAsiaTheme="majorHAnsi" w:hAnsiTheme="majorHAnsi"/>
+                <w:bCs/>
+                <w:color w:val="auto"/>
+              </w:rPr>
+              <w:t xml:space="preserve"> </w:t>
+            </w:r>
+            <w:r>
+              <w:rPr>
+                <w:rFonts w:asciiTheme="majorHAnsi" w:eastAsiaTheme="majorHAnsi" w:hAnsiTheme="majorHAnsi" w:cs="바탕" w:hint="eastAsia"/>
+                <w:bCs/>
+                <w:color w:val="auto"/>
+              </w:rPr>
+              <w:t>아</w:t>
+            </w:r>
+            <w:r>
+              <w:rPr>
+                <w:rFonts w:asciiTheme="majorHAnsi" w:eastAsiaTheme="majorHAnsi" w:hAnsiTheme="majorHAnsi" w:cs="___WRD_EMBED_SUB_46" w:hint="eastAsia"/>
+                <w:bCs/>
+                <w:color w:val="auto"/>
+              </w:rPr>
+              <w:t>이</w:t>
+            </w:r>
+            <w:r>
+              <w:rPr>
+                <w:rFonts w:asciiTheme="majorHAnsi" w:eastAsiaTheme="majorHAnsi" w:hAnsiTheme="majorHAnsi" w:cs="바탕" w:hint="eastAsia"/>
+                <w:bCs/>
+                <w:color w:val="auto"/>
+              </w:rPr>
+              <w:t>들</w:t>
+            </w:r>
+            <w:r>
+              <w:rPr>
+                <w:rFonts w:asciiTheme="majorHAnsi" w:eastAsiaTheme="majorHAnsi" w:hAnsiTheme="majorHAnsi"/>
+                <w:bCs/>
+                <w:color w:val="auto"/>
+              </w:rPr>
+              <w:t xml:space="preserve"> </w:t>
+            </w:r>
+            <w:proofErr w:type="spellStart"/>
+            <w:r>
+              <w:rPr>
+                <w:rFonts w:asciiTheme="majorHAnsi" w:eastAsiaTheme="majorHAnsi" w:hAnsiTheme="majorHAnsi"/>
+                <w:bCs/>
+                <w:color w:val="auto"/>
+              </w:rPr>
+              <w:t>로</w:t>
+            </w:r>
+            <w:r>
+              <w:rPr>
+                <w:rFonts w:asciiTheme="majorHAnsi" w:eastAsiaTheme="majorHAnsi" w:hAnsiTheme="majorHAnsi" w:cs="바탕" w:hint="eastAsia"/>
+                <w:bCs/>
+                <w:color w:val="auto"/>
+              </w:rPr>
+              <w:t>그라</w:t>
+            </w:r>
+            <w:r>
+              <w:rPr>
+                <w:rFonts w:asciiTheme="majorHAnsi" w:eastAsiaTheme="majorHAnsi" w:hAnsiTheme="majorHAnsi" w:cs="___WRD_EMBED_SUB_46" w:hint="eastAsia"/>
+                <w:bCs/>
+                <w:color w:val="auto"/>
+              </w:rPr>
+              <w:t>이크</w:t>
+            </w:r>
+            <w:proofErr w:type="spellEnd"/>
+            <w:r>
+              <w:rPr>
+                <w:rFonts w:asciiTheme="majorHAnsi" w:eastAsiaTheme="majorHAnsi" w:hAnsiTheme="majorHAnsi"/>
+                <w:bCs/>
+                <w:color w:val="auto"/>
+              </w:rPr>
+              <w:br/>
+            </w:r>
+            <w:r>
+              <w:rPr>
+                <w:rFonts w:asciiTheme="majorHAnsi" w:eastAsiaTheme="majorHAnsi" w:hAnsiTheme="majorHAnsi" w:cs="바탕" w:hint="eastAsia"/>
+                <w:bCs/>
+                <w:color w:val="auto"/>
+              </w:rPr>
+              <w:t xml:space="preserve">　</w:t>
+            </w:r>
+            <w:r>
+              <w:rPr>
+                <w:rFonts w:asciiTheme="majorHAnsi" w:eastAsiaTheme="majorHAnsi" w:hAnsiTheme="majorHAnsi"/>
+                <w:bCs/>
+                <w:color w:val="auto"/>
+              </w:rPr>
+              <w:t>- 플</w:t>
+            </w:r>
+            <w:r>
+              <w:rPr>
+                <w:rFonts w:asciiTheme="majorHAnsi" w:eastAsiaTheme="majorHAnsi" w:hAnsiTheme="majorHAnsi" w:cs="바탕" w:hint="eastAsia"/>
+                <w:bCs/>
+                <w:color w:val="auto"/>
+              </w:rPr>
+              <w:t>레</w:t>
+            </w:r>
+            <w:r>
+              <w:rPr>
+                <w:rFonts w:asciiTheme="majorHAnsi" w:eastAsiaTheme="majorHAnsi" w:hAnsiTheme="majorHAnsi" w:cs="___WRD_EMBED_SUB_46" w:hint="eastAsia"/>
+                <w:bCs/>
+                <w:color w:val="auto"/>
+              </w:rPr>
+              <w:t>이</w:t>
+            </w:r>
+            <w:r>
+              <w:rPr>
+                <w:rFonts w:asciiTheme="majorHAnsi" w:eastAsiaTheme="majorHAnsi" w:hAnsiTheme="majorHAnsi" w:cs="바탕" w:hint="eastAsia"/>
+                <w:bCs/>
+                <w:color w:val="auto"/>
+              </w:rPr>
+              <w:t>어</w:t>
+            </w:r>
+            <w:r>
+              <w:rPr>
+                <w:rFonts w:asciiTheme="majorHAnsi" w:eastAsiaTheme="majorHAnsi" w:hAnsiTheme="majorHAnsi" w:cs="___WRD_EMBED_SUB_46" w:hint="eastAsia"/>
+                <w:bCs/>
+                <w:color w:val="auto"/>
+              </w:rPr>
+              <w:t>가</w:t>
+            </w:r>
+            <w:r>
+              <w:rPr>
+                <w:rFonts w:asciiTheme="majorHAnsi" w:eastAsiaTheme="majorHAnsi" w:hAnsiTheme="majorHAnsi"/>
+                <w:bCs/>
+                <w:color w:val="auto"/>
+              </w:rPr>
+              <w:t xml:space="preserve"> 적</w:t>
+            </w:r>
+            <w:r>
+              <w:rPr>
+                <w:rFonts w:asciiTheme="majorHAnsi" w:eastAsiaTheme="majorHAnsi" w:hAnsiTheme="majorHAnsi" w:cs="바탕" w:hint="eastAsia"/>
+                <w:bCs/>
+                <w:color w:val="auto"/>
+              </w:rPr>
+              <w:t>어낸</w:t>
+            </w:r>
+            <w:r>
+              <w:rPr>
+                <w:rFonts w:asciiTheme="majorHAnsi" w:eastAsiaTheme="majorHAnsi" w:hAnsiTheme="majorHAnsi"/>
+                <w:bCs/>
+                <w:color w:val="auto"/>
+              </w:rPr>
+              <w:t xml:space="preserve"> 주제</w:t>
+            </w:r>
+            <w:r>
+              <w:rPr>
+                <w:rFonts w:asciiTheme="majorHAnsi" w:eastAsiaTheme="majorHAnsi" w:hAnsiTheme="majorHAnsi" w:cs="바탕" w:hint="eastAsia"/>
+                <w:bCs/>
+                <w:color w:val="auto"/>
+              </w:rPr>
+              <w:t>어</w:t>
+            </w:r>
+            <w:r>
+              <w:rPr>
+                <w:rFonts w:asciiTheme="majorHAnsi" w:eastAsiaTheme="majorHAnsi" w:hAnsiTheme="majorHAnsi" w:cs="___WRD_EMBED_SUB_46" w:hint="eastAsia"/>
+                <w:bCs/>
+                <w:color w:val="auto"/>
+              </w:rPr>
+              <w:t>로</w:t>
+            </w:r>
+            <w:r>
+              <w:rPr>
+                <w:rFonts w:asciiTheme="majorHAnsi" w:eastAsiaTheme="majorHAnsi" w:hAnsiTheme="majorHAnsi"/>
+                <w:bCs/>
+                <w:color w:val="auto"/>
+              </w:rPr>
+              <w:t xml:space="preserve"> AI가 </w:t>
+            </w:r>
+            <w:r>
+              <w:rPr>
+                <w:rFonts w:asciiTheme="majorHAnsi" w:eastAsiaTheme="majorHAnsi" w:hAnsiTheme="majorHAnsi" w:cs="바탕" w:hint="eastAsia"/>
+                <w:bCs/>
+                <w:color w:val="auto"/>
+              </w:rPr>
+              <w:t>몬</w:t>
+            </w:r>
+            <w:r>
+              <w:rPr>
+                <w:rFonts w:asciiTheme="majorHAnsi" w:eastAsiaTheme="majorHAnsi" w:hAnsiTheme="majorHAnsi" w:cs="___WRD_EMBED_SUB_46" w:hint="eastAsia"/>
+                <w:bCs/>
+                <w:color w:val="auto"/>
+              </w:rPr>
+              <w:t>스</w:t>
+            </w:r>
+            <w:r>
+              <w:rPr>
+                <w:rFonts w:asciiTheme="majorHAnsi" w:eastAsiaTheme="majorHAnsi" w:hAnsiTheme="majorHAnsi" w:cs="바탕" w:hint="eastAsia"/>
+                <w:bCs/>
+                <w:color w:val="auto"/>
+              </w:rPr>
+              <w:t>터</w:t>
+            </w:r>
+            <w:r>
+              <w:rPr>
+                <w:rFonts w:asciiTheme="majorHAnsi" w:eastAsiaTheme="majorHAnsi" w:hAnsiTheme="majorHAnsi" w:cs="Cambria"/>
+                <w:bCs/>
+                <w:color w:val="auto"/>
+              </w:rPr>
+              <w:t>·</w:t>
+            </w:r>
+            <w:r>
+              <w:rPr>
+                <w:rFonts w:asciiTheme="majorHAnsi" w:eastAsiaTheme="majorHAnsi" w:hAnsiTheme="majorHAnsi" w:cs="바탕" w:hint="eastAsia"/>
+                <w:bCs/>
+                <w:color w:val="auto"/>
+              </w:rPr>
+              <w:t>보</w:t>
+            </w:r>
+            <w:r>
+              <w:rPr>
+                <w:rFonts w:asciiTheme="majorHAnsi" w:eastAsiaTheme="majorHAnsi" w:hAnsiTheme="majorHAnsi" w:cs="___WRD_EMBED_SUB_46" w:hint="eastAsia"/>
+                <w:bCs/>
+                <w:color w:val="auto"/>
+              </w:rPr>
+              <w:t>스</w:t>
+            </w:r>
+            <w:r>
+              <w:rPr>
+                <w:rFonts w:asciiTheme="majorHAnsi" w:eastAsiaTheme="majorHAnsi" w:hAnsiTheme="majorHAnsi" w:cs="Cambria"/>
+                <w:bCs/>
+                <w:color w:val="auto"/>
+              </w:rPr>
+              <w:t>·</w:t>
+            </w:r>
+            <w:r>
+              <w:rPr>
+                <w:rFonts w:asciiTheme="majorHAnsi" w:eastAsiaTheme="majorHAnsi" w:hAnsiTheme="majorHAnsi" w:cs="바탕" w:hint="eastAsia"/>
+                <w:bCs/>
+                <w:color w:val="auto"/>
+              </w:rPr>
+              <w:t>아</w:t>
+            </w:r>
+            <w:r>
+              <w:rPr>
+                <w:rFonts w:asciiTheme="majorHAnsi" w:eastAsiaTheme="majorHAnsi" w:hAnsiTheme="majorHAnsi" w:cs="___WRD_EMBED_SUB_46" w:hint="eastAsia"/>
+                <w:bCs/>
+                <w:color w:val="auto"/>
+              </w:rPr>
+              <w:t>이</w:t>
+            </w:r>
+            <w:r>
+              <w:rPr>
+                <w:rFonts w:asciiTheme="majorHAnsi" w:eastAsiaTheme="majorHAnsi" w:hAnsiTheme="majorHAnsi" w:cs="바탕" w:hint="eastAsia"/>
+                <w:bCs/>
+                <w:color w:val="auto"/>
+              </w:rPr>
+              <w:t>템</w:t>
+            </w:r>
+            <w:r>
+              <w:rPr>
+                <w:rFonts w:asciiTheme="majorHAnsi" w:eastAsiaTheme="majorHAnsi" w:hAnsiTheme="majorHAnsi" w:cs="Cambria"/>
+                <w:bCs/>
+                <w:color w:val="auto"/>
+              </w:rPr>
+              <w:t>·</w:t>
+            </w:r>
+            <w:r>
+              <w:rPr>
+                <w:rFonts w:asciiTheme="majorHAnsi" w:eastAsiaTheme="majorHAnsi" w:hAnsiTheme="majorHAnsi"/>
+                <w:bCs/>
+                <w:color w:val="auto"/>
+              </w:rPr>
+              <w:t>이</w:t>
+            </w:r>
+            <w:r>
+              <w:rPr>
+                <w:rFonts w:asciiTheme="majorHAnsi" w:eastAsiaTheme="majorHAnsi" w:hAnsiTheme="majorHAnsi" w:cs="바탕" w:hint="eastAsia"/>
+                <w:bCs/>
+                <w:color w:val="auto"/>
+              </w:rPr>
+              <w:t>벤</w:t>
+            </w:r>
+            <w:r>
+              <w:rPr>
+                <w:rFonts w:asciiTheme="majorHAnsi" w:eastAsiaTheme="majorHAnsi" w:hAnsiTheme="majorHAnsi" w:cs="___WRD_EMBED_SUB_46" w:hint="eastAsia"/>
+                <w:bCs/>
+                <w:color w:val="auto"/>
+              </w:rPr>
+              <w:t>트</w:t>
+            </w:r>
+            <w:r>
+              <w:rPr>
+                <w:rFonts w:asciiTheme="majorHAnsi" w:eastAsiaTheme="majorHAnsi" w:hAnsiTheme="majorHAnsi" w:cs="바탕" w:hint="eastAsia"/>
+                <w:bCs/>
+                <w:color w:val="auto"/>
+              </w:rPr>
+              <w:t>를</w:t>
+            </w:r>
+            <w:r>
+              <w:rPr>
+                <w:rFonts w:asciiTheme="majorHAnsi" w:eastAsiaTheme="majorHAnsi" w:hAnsiTheme="majorHAnsi"/>
+                <w:bCs/>
+                <w:color w:val="auto"/>
+              </w:rPr>
+              <w:t xml:space="preserve"> </w:t>
+            </w:r>
+            <w:r>
+              <w:rPr>
+                <w:rFonts w:asciiTheme="majorHAnsi" w:eastAsiaTheme="majorHAnsi" w:hAnsiTheme="majorHAnsi" w:cs="바탕" w:hint="eastAsia"/>
+                <w:bCs/>
+                <w:color w:val="auto"/>
+              </w:rPr>
+              <w:t>즉석</w:t>
+            </w:r>
+            <w:r>
+              <w:rPr>
+                <w:rFonts w:asciiTheme="majorHAnsi" w:eastAsiaTheme="majorHAnsi" w:hAnsiTheme="majorHAnsi"/>
+                <w:bCs/>
+                <w:color w:val="auto"/>
+              </w:rPr>
+              <w:t xml:space="preserve"> 생성</w:t>
+            </w:r>
+            <w:r>
+              <w:rPr>
+                <w:rFonts w:asciiTheme="majorHAnsi" w:eastAsiaTheme="majorHAnsi" w:hAnsiTheme="majorHAnsi" w:cs="바탕" w:hint="eastAsia"/>
+                <w:bCs/>
+                <w:color w:val="auto"/>
+              </w:rPr>
+              <w:t>함</w:t>
+            </w:r>
+            <w:r>
+              <w:rPr>
+                <w:rFonts w:asciiTheme="majorHAnsi" w:eastAsiaTheme="majorHAnsi" w:hAnsiTheme="majorHAnsi"/>
+                <w:bCs/>
+                <w:color w:val="auto"/>
+              </w:rPr>
+              <w:br/>
+            </w:r>
+            <w:r>
+              <w:rPr>
+                <w:rFonts w:ascii="바탕" w:eastAsia="바탕" w:hAnsi="바탕" w:cs="바탕" w:hint="eastAsia"/>
+                <w:bCs/>
+              </w:rPr>
+              <w:t xml:space="preserve">　</w:t>
+            </w:r>
+            <w:r>
+              <w:rPr>
+                <w:rFonts w:asciiTheme="majorHAnsi" w:eastAsiaTheme="majorHAnsi" w:hAnsiTheme="majorHAnsi"/>
+                <w:bCs/>
+                <w:color w:val="auto"/>
+              </w:rPr>
+              <w:t>- 주인</w:t>
+            </w:r>
+            <w:r>
+              <w:rPr>
+                <w:rFonts w:asciiTheme="majorHAnsi" w:eastAsiaTheme="majorHAnsi" w:hAnsiTheme="majorHAnsi" w:cs="바탕" w:hint="eastAsia"/>
+                <w:bCs/>
+                <w:color w:val="auto"/>
+              </w:rPr>
+              <w:t>공</w:t>
+            </w:r>
+            <w:r>
+              <w:rPr>
+                <w:rFonts w:asciiTheme="majorHAnsi" w:eastAsiaTheme="majorHAnsi" w:hAnsiTheme="majorHAnsi"/>
+                <w:bCs/>
+                <w:color w:val="auto"/>
+              </w:rPr>
+              <w:t> 수</w:t>
+            </w:r>
+            <w:r>
+              <w:rPr>
+                <w:rFonts w:asciiTheme="majorHAnsi" w:eastAsiaTheme="majorHAnsi" w:hAnsiTheme="majorHAnsi" w:cs="바탕" w:hint="eastAsia"/>
+                <w:bCs/>
+                <w:color w:val="auto"/>
+              </w:rPr>
+              <w:t>달</w:t>
+            </w:r>
+            <w:r>
+              <w:rPr>
+                <w:rFonts w:asciiTheme="majorHAnsi" w:eastAsiaTheme="majorHAnsi" w:hAnsiTheme="majorHAnsi" w:cs="___WRD_EMBED_SUB_46" w:hint="eastAsia"/>
+                <w:bCs/>
+                <w:color w:val="auto"/>
+              </w:rPr>
+              <w:t>이</w:t>
+            </w:r>
+            <w:r>
+              <w:rPr>
+                <w:rFonts w:asciiTheme="majorHAnsi" w:eastAsiaTheme="majorHAnsi" w:hAnsiTheme="majorHAnsi"/>
+                <w:bCs/>
+                <w:color w:val="auto"/>
+              </w:rPr>
+              <w:t xml:space="preserve"> </w:t>
+            </w:r>
+            <w:r>
+              <w:rPr>
+                <w:rFonts w:asciiTheme="majorHAnsi" w:eastAsiaTheme="majorHAnsi" w:hAnsiTheme="majorHAnsi" w:cs="바탕" w:hint="eastAsia"/>
+                <w:bCs/>
+                <w:color w:val="auto"/>
+              </w:rPr>
+              <w:t>그</w:t>
+            </w:r>
+            <w:r>
+              <w:rPr>
+                <w:rFonts w:asciiTheme="majorHAnsi" w:eastAsiaTheme="majorHAnsi" w:hAnsiTheme="majorHAnsi"/>
+                <w:bCs/>
+                <w:color w:val="auto"/>
+              </w:rPr>
+              <w:t xml:space="preserve"> </w:t>
+            </w:r>
+            <w:r>
+              <w:rPr>
+                <w:rFonts w:asciiTheme="majorHAnsi" w:eastAsiaTheme="majorHAnsi" w:hAnsiTheme="majorHAnsi" w:cs="바탕" w:hint="eastAsia"/>
+                <w:bCs/>
+                <w:color w:val="auto"/>
+              </w:rPr>
+              <w:t>던</w:t>
+            </w:r>
+            <w:r>
+              <w:rPr>
+                <w:rFonts w:asciiTheme="majorHAnsi" w:eastAsiaTheme="majorHAnsi" w:hAnsiTheme="majorHAnsi" w:cs="___WRD_EMBED_SUB_46" w:hint="eastAsia"/>
+                <w:bCs/>
+                <w:color w:val="auto"/>
+              </w:rPr>
+              <w:t>전</w:t>
+            </w:r>
+            <w:r>
+              <w:rPr>
+                <w:rFonts w:asciiTheme="majorHAnsi" w:eastAsiaTheme="majorHAnsi" w:hAnsiTheme="majorHAnsi" w:cs="바탕" w:hint="eastAsia"/>
+                <w:bCs/>
+                <w:color w:val="auto"/>
+              </w:rPr>
+              <w:t>을</w:t>
+            </w:r>
+            <w:r>
+              <w:rPr>
+                <w:rFonts w:asciiTheme="majorHAnsi" w:eastAsiaTheme="majorHAnsi" w:hAnsiTheme="majorHAnsi"/>
+                <w:bCs/>
+                <w:color w:val="auto"/>
+              </w:rPr>
+              <w:t xml:space="preserve"> </w:t>
+            </w:r>
+            <w:r>
+              <w:rPr>
+                <w:rFonts w:asciiTheme="majorHAnsi" w:eastAsiaTheme="majorHAnsi" w:hAnsiTheme="majorHAnsi" w:cs="바탕" w:hint="eastAsia"/>
+                <w:bCs/>
+                <w:color w:val="auto"/>
+              </w:rPr>
+              <w:t>걸으며</w:t>
+            </w:r>
+            <w:r>
+              <w:rPr>
+                <w:rFonts w:asciiTheme="majorHAnsi" w:eastAsiaTheme="majorHAnsi" w:hAnsiTheme="majorHAnsi"/>
+                <w:bCs/>
+                <w:color w:val="auto"/>
+              </w:rPr>
+              <w:t>, </w:t>
+            </w:r>
+            <w:r>
+              <w:rPr>
+                <w:rFonts w:asciiTheme="majorHAnsi" w:eastAsiaTheme="majorHAnsi" w:hAnsiTheme="majorHAnsi" w:cs="바탕" w:hint="eastAsia"/>
+                <w:bCs/>
+                <w:color w:val="auto"/>
+              </w:rPr>
+              <w:t>내</w:t>
+            </w:r>
+            <w:r>
+              <w:rPr>
+                <w:rFonts w:asciiTheme="majorHAnsi" w:eastAsiaTheme="majorHAnsi" w:hAnsiTheme="majorHAnsi" w:cs="___WRD_EMBED_SUB_46" w:hint="eastAsia"/>
+                <w:bCs/>
+                <w:color w:val="auto"/>
+              </w:rPr>
+              <w:t>가</w:t>
+            </w:r>
+            <w:r>
+              <w:rPr>
+                <w:rFonts w:asciiTheme="majorHAnsi" w:eastAsiaTheme="majorHAnsi" w:hAnsiTheme="majorHAnsi"/>
+                <w:bCs/>
+                <w:color w:val="auto"/>
+              </w:rPr>
+              <w:t xml:space="preserve"> </w:t>
+            </w:r>
+            <w:r>
+              <w:rPr>
+                <w:rFonts w:asciiTheme="majorHAnsi" w:eastAsiaTheme="majorHAnsi" w:hAnsiTheme="majorHAnsi" w:cs="바탕" w:hint="eastAsia"/>
+                <w:bCs/>
+                <w:color w:val="auto"/>
+              </w:rPr>
+              <w:t>만든</w:t>
+            </w:r>
+            <w:r>
+              <w:rPr>
+                <w:rFonts w:asciiTheme="majorHAnsi" w:eastAsiaTheme="majorHAnsi" w:hAnsiTheme="majorHAnsi"/>
+                <w:bCs/>
+                <w:color w:val="auto"/>
+              </w:rPr>
+              <w:t xml:space="preserve"> </w:t>
+            </w:r>
+            <w:r>
+              <w:rPr>
+                <w:rFonts w:asciiTheme="majorHAnsi" w:eastAsiaTheme="majorHAnsi" w:hAnsiTheme="majorHAnsi" w:cs="바탕" w:hint="eastAsia"/>
+                <w:bCs/>
+                <w:color w:val="auto"/>
+              </w:rPr>
+              <w:t>몬</w:t>
+            </w:r>
+            <w:r>
+              <w:rPr>
+                <w:rFonts w:asciiTheme="majorHAnsi" w:eastAsiaTheme="majorHAnsi" w:hAnsiTheme="majorHAnsi" w:cs="___WRD_EMBED_SUB_46" w:hint="eastAsia"/>
+                <w:bCs/>
+                <w:color w:val="auto"/>
+              </w:rPr>
+              <w:t>스</w:t>
+            </w:r>
+            <w:r>
+              <w:rPr>
+                <w:rFonts w:asciiTheme="majorHAnsi" w:eastAsiaTheme="majorHAnsi" w:hAnsiTheme="majorHAnsi" w:cs="바탕" w:hint="eastAsia"/>
+                <w:bCs/>
+                <w:color w:val="auto"/>
+              </w:rPr>
+              <w:t>터와</w:t>
+            </w:r>
+            <w:r>
+              <w:rPr>
+                <w:rFonts w:asciiTheme="majorHAnsi" w:eastAsiaTheme="majorHAnsi" w:hAnsiTheme="majorHAnsi"/>
+                <w:bCs/>
+                <w:color w:val="auto"/>
+              </w:rPr>
+              <w:t xml:space="preserve"> </w:t>
+            </w:r>
+            <w:r>
+              <w:rPr>
+                <w:rFonts w:asciiTheme="majorHAnsi" w:eastAsiaTheme="majorHAnsi" w:hAnsiTheme="majorHAnsi" w:cs="바탕" w:hint="eastAsia"/>
+                <w:bCs/>
+                <w:color w:val="auto"/>
+              </w:rPr>
+              <w:t>보</w:t>
+            </w:r>
+            <w:r>
+              <w:rPr>
+                <w:rFonts w:asciiTheme="majorHAnsi" w:eastAsiaTheme="majorHAnsi" w:hAnsiTheme="majorHAnsi" w:cs="___WRD_EMBED_SUB_46" w:hint="eastAsia"/>
+                <w:bCs/>
+                <w:color w:val="auto"/>
+              </w:rPr>
+              <w:t>스</w:t>
+            </w:r>
+            <w:r>
+              <w:rPr>
+                <w:rFonts w:asciiTheme="majorHAnsi" w:eastAsiaTheme="majorHAnsi" w:hAnsiTheme="majorHAnsi" w:cs="바탕" w:hint="eastAsia"/>
+                <w:bCs/>
+                <w:color w:val="auto"/>
+              </w:rPr>
+              <w:t>를</w:t>
+            </w:r>
+            <w:r>
+              <w:rPr>
+                <w:rFonts w:asciiTheme="majorHAnsi" w:eastAsiaTheme="majorHAnsi" w:hAnsiTheme="majorHAnsi"/>
+                <w:bCs/>
+                <w:color w:val="auto"/>
+              </w:rPr>
+              <w:t> </w:t>
+            </w:r>
+            <w:r>
+              <w:rPr>
+                <w:rFonts w:asciiTheme="majorHAnsi" w:eastAsiaTheme="majorHAnsi" w:hAnsiTheme="majorHAnsi" w:cs="바탕" w:hint="eastAsia"/>
+                <w:bCs/>
+                <w:color w:val="auto"/>
+              </w:rPr>
+              <w:t>상</w:t>
+            </w:r>
+            <w:r>
+              <w:rPr>
+                <w:rFonts w:asciiTheme="majorHAnsi" w:eastAsiaTheme="majorHAnsi" w:hAnsiTheme="majorHAnsi" w:cs="___WRD_EMBED_SUB_46" w:hint="eastAsia"/>
+                <w:bCs/>
+                <w:color w:val="auto"/>
+              </w:rPr>
+              <w:t>대</w:t>
+            </w:r>
+            <w:r>
+              <w:rPr>
+                <w:rFonts w:asciiTheme="majorHAnsi" w:eastAsiaTheme="majorHAnsi" w:hAnsiTheme="majorHAnsi" w:cs="바탕" w:hint="eastAsia"/>
+                <w:bCs/>
+                <w:color w:val="auto"/>
+              </w:rPr>
+              <w:t>함</w:t>
             </w:r>
           </w:p>
         </w:tc>
@@ -2099,7 +2645,7 @@
 </file>
 
 <file path=word/endnotes.xml><?xml version="1.0" encoding="utf-8"?>
-<w:endnotes xmlns:wpc="http://schemas.microsoft.com/office/word/2010/wordprocessingCanvas" xmlns:cx="http://schemas.microsoft.com/office/drawing/2014/chartex" xmlns:cx1="http://schemas.microsoft.com/office/drawing/2015/9/8/chartex" xmlns:cx2="http://schemas.microsoft.com/office/drawing/2015/10/21/chartex" xmlns:cx3="http://schemas.microsoft.com/office/drawing/2016/5/9/chartex" xmlns:cx4="http://schemas.microsoft.com/office/drawing/2016/5/10/chartex" xmlns:cx5="http://schemas.microsoft.com/office/drawing/2016/5/11/chartex" xmlns:cx6="http://schemas.microsoft.com/office/drawing/2016/5/12/chartex" xmlns:cx7="http://schemas.microsoft.com/office/drawing/2016/5/13/chartex" xmlns:cx8="http://schemas.microsoft.com/office/drawing/2016/5/14/chartex" xmlns:mc="http://schemas.openxmlformats.org/markup-compatibility/2006" xmlns:aink="http://schemas.microsoft.com/office/drawing/2016/ink" xmlns:am3d="http://schemas.microsoft.com/office/drawing/2017/model3d" xmlns:o="urn:schemas-microsoft-com:office:office" xmlns:r="http://schemas.openxmlformats.org/officeDocument/2006/relationships" xmlns:m="http://schemas.openxmlformats.org/officeDocument/2006/math" xmlns:v="urn:schemas-microsoft-com:vml" xmlns:wp14="http://schemas.microsoft.com/office/word/2010/wordprocessingDrawing" xmlns:wp="http://schemas.openxmlformats.org/drawingml/2006/wordprocessingDrawing" xmlns:w10="urn:schemas-microsoft-com:office:word" xmlns:w="http://schemas.openxmlformats.org/wordprocessingml/2006/main" xmlns:w14="http://schemas.microsoft.com/office/word/2010/wordml" xmlns:w15="http://schemas.microsoft.com/office/word/2012/wordml" xmlns:w16cex="http://schemas.microsoft.com/office/word/2018/wordml/cex" xmlns:w16cid="http://schemas.microsoft.com/office/word/2016/wordml/cid" xmlns:w16="http://schemas.microsoft.com/office/word/2018/wordml" xmlns:w16sdtdh="http://schemas.microsoft.com/office/word/2020/wordml/sdtdatahash" xmlns:w16se="http://schemas.microsoft.com/office/word/2015/wordml/symex" xmlns:wpg="http://schemas.microsoft.com/office/word/2010/wordprocessingGroup" xmlns:wpi="http://schemas.microsoft.com/office/word/2010/wordprocessingInk" xmlns:wne="http://schemas.microsoft.com/office/word/2006/wordml" xmlns:wps="http://schemas.microsoft.com/office/word/2010/wordprocessingShape" mc:Ignorable="w14 w15 w16se w16cid w16 w16cex w16sdtdh wp14">
+<w:endnotes xmlns:wpc="http://schemas.microsoft.com/office/word/2010/wordprocessingCanvas" xmlns:cx="http://schemas.microsoft.com/office/drawing/2014/chartex" xmlns:cx1="http://schemas.microsoft.com/office/drawing/2015/9/8/chartex" xmlns:cx2="http://schemas.microsoft.com/office/drawing/2015/10/21/chartex" xmlns:cx3="http://schemas.microsoft.com/office/drawing/2016/5/9/chartex" xmlns:cx4="http://schemas.microsoft.com/office/drawing/2016/5/10/chartex" xmlns:cx5="http://schemas.microsoft.com/office/drawing/2016/5/11/chartex" xmlns:cx6="http://schemas.microsoft.com/office/drawing/2016/5/12/chartex" xmlns:cx7="http://schemas.microsoft.com/office/drawing/2016/5/13/chartex" xmlns:cx8="http://schemas.microsoft.com/office/drawing/2016/5/14/chartex" xmlns:mc="http://schemas.openxmlformats.org/markup-compatibility/2006" xmlns:aink="http://schemas.microsoft.com/office/drawing/2016/ink" xmlns:am3d="http://schemas.microsoft.com/office/drawing/2017/model3d" xmlns:o="urn:schemas-microsoft-com:office:office" xmlns:oel="http://schemas.microsoft.com/office/2019/extlst" xmlns:r="http://schemas.openxmlformats.org/officeDocument/2006/relationships" xmlns:m="http://schemas.openxmlformats.org/officeDocument/2006/math" xmlns:v="urn:schemas-microsoft-com:vml" xmlns:wp14="http://schemas.microsoft.com/office/word/2010/wordprocessingDrawing" xmlns:wp="http://schemas.openxmlformats.org/drawingml/2006/wordprocessingDrawing" xmlns:w10="urn:schemas-microsoft-com:office:word" xmlns:w="http://schemas.openxmlformats.org/wordprocessingml/2006/main" xmlns:w14="http://schemas.microsoft.com/office/word/2010/wordml" xmlns:w15="http://schemas.microsoft.com/office/word/2012/wordml" xmlns:w16cei="http://schemas.microsoft.com/office/word/2026/wordml/cei" xmlns:w16cex="http://schemas.microsoft.com/office/word/2018/wordml/cex" xmlns:w16cid="http://schemas.microsoft.com/office/word/2016/wordml/cid" xmlns:w16="http://schemas.microsoft.com/office/word/2018/wordml" xmlns:w16du="http://schemas.microsoft.com/office/word/2023/wordml/word16du" xmlns:w16sdtdh="http://schemas.microsoft.com/office/word/2020/wordml/sdtdatahash" xmlns:w16sdtfl="http://schemas.microsoft.com/office/word/2024/wordml/sdtformatlock" xmlns:w16se="http://schemas.microsoft.com/office/word/2015/wordml/symex" xmlns:wpg="http://schemas.microsoft.com/office/word/2010/wordprocessingGroup" xmlns:wpi="http://schemas.microsoft.com/office/word/2010/wordprocessingInk" xmlns:wne="http://schemas.microsoft.com/office/word/2006/wordml" xmlns:wps="http://schemas.microsoft.com/office/word/2010/wordprocessingShape" mc:Ignorable="w14 w15 w16se w16cid w16 w16cex w16sdtdh w16sdtfl w16du wp14">
   <w:endnote w:type="separator" w:id="-1">
     <w:p>
       <w:pPr>
@@ -2124,7 +2670,7 @@
 </file>
 
 <file path=word/footnotes.xml><?xml version="1.0" encoding="utf-8"?>
-<w:footnotes xmlns:wpc="http://schemas.microsoft.com/office/word/2010/wordprocessingCanvas" xmlns:cx="http://schemas.microsoft.com/office/drawing/2014/chartex" xmlns:cx1="http://schemas.microsoft.com/office/drawing/2015/9/8/chartex" xmlns:cx2="http://schemas.microsoft.com/office/drawing/2015/10/21/chartex" xmlns:cx3="http://schemas.microsoft.com/office/drawing/2016/5/9/chartex" xmlns:cx4="http://schemas.microsoft.com/office/drawing/2016/5/10/chartex" xmlns:cx5="http://schemas.microsoft.com/office/drawing/2016/5/11/chartex" xmlns:cx6="http://schemas.microsoft.com/office/drawing/2016/5/12/chartex" xmlns:cx7="http://schemas.microsoft.com/office/drawing/2016/5/13/chartex" xmlns:cx8="http://schemas.microsoft.com/office/drawing/2016/5/14/chartex" xmlns:mc="http://schemas.openxmlformats.org/markup-compatibility/2006" xmlns:aink="http://schemas.microsoft.com/office/drawing/2016/ink" xmlns:am3d="http://schemas.microsoft.com/office/drawing/2017/model3d" xmlns:o="urn:schemas-microsoft-com:office:office" xmlns:r="http://schemas.openxmlformats.org/officeDocument/2006/relationships" xmlns:m="http://schemas.openxmlformats.org/officeDocument/2006/math" xmlns:v="urn:schemas-microsoft-com:vml" xmlns:wp14="http://schemas.microsoft.com/office/word/2010/wordprocessingDrawing" xmlns:wp="http://schemas.openxmlformats.org/drawingml/2006/wordprocessingDrawing" xmlns:w10="urn:schemas-microsoft-com:office:word" xmlns:w="http://schemas.openxmlformats.org/wordprocessingml/2006/main" xmlns:w14="http://schemas.microsoft.com/office/word/2010/wordml" xmlns:w15="http://schemas.microsoft.com/office/word/2012/wordml" xmlns:w16cex="http://schemas.microsoft.com/office/word/2018/wordml/cex" xmlns:w16cid="http://schemas.microsoft.com/office/word/2016/wordml/cid" xmlns:w16="http://schemas.microsoft.com/office/word/2018/wordml" xmlns:w16sdtdh="http://schemas.microsoft.com/office/word/2020/wordml/sdtdatahash" xmlns:w16se="http://schemas.microsoft.com/office/word/2015/wordml/symex" xmlns:wpg="http://schemas.microsoft.com/office/word/2010/wordprocessingGroup" xmlns:wpi="http://schemas.microsoft.com/office/word/2010/wordprocessingInk" xmlns:wne="http://schemas.microsoft.com/office/word/2006/wordml" xmlns:wps="http://schemas.microsoft.com/office/word/2010/wordprocessingShape" mc:Ignorable="w14 w15 w16se w16cid w16 w16cex w16sdtdh wp14">
+<w:footnotes xmlns:wpc="http://schemas.microsoft.com/office/word/2010/wordprocessingCanvas" xmlns:cx="http://schemas.microsoft.com/office/drawing/2014/chartex" xmlns:cx1="http://schemas.microsoft.com/office/drawing/2015/9/8/chartex" xmlns:cx2="http://schemas.microsoft.com/office/drawing/2015/10/21/chartex" xmlns:cx3="http://schemas.microsoft.com/office/drawing/2016/5/9/chartex" xmlns:cx4="http://schemas.microsoft.com/office/drawing/2016/5/10/chartex" xmlns:cx5="http://schemas.microsoft.com/office/drawing/2016/5/11/chartex" xmlns:cx6="http://schemas.microsoft.com/office/drawing/2016/5/12/chartex" xmlns:cx7="http://schemas.microsoft.com/office/drawing/2016/5/13/chartex" xmlns:cx8="http://schemas.microsoft.com/office/drawing/2016/5/14/chartex" xmlns:mc="http://schemas.openxmlformats.org/markup-compatibility/2006" xmlns:aink="http://schemas.microsoft.com/office/drawing/2016/ink" xmlns:am3d="http://schemas.microsoft.com/office/drawing/2017/model3d" xmlns:o="urn:schemas-microsoft-com:office:office" xmlns:oel="http://schemas.microsoft.com/office/2019/extlst" xmlns:r="http://schemas.openxmlformats.org/officeDocument/2006/relationships" xmlns:m="http://schemas.openxmlformats.org/officeDocument/2006/math" xmlns:v="urn:schemas-microsoft-com:vml" xmlns:wp14="http://schemas.microsoft.com/office/word/2010/wordprocessingDrawing" xmlns:wp="http://schemas.openxmlformats.org/drawingml/2006/wordprocessingDrawing" xmlns:w10="urn:schemas-microsoft-com:office:word" xmlns:w="http://schemas.openxmlformats.org/wordprocessingml/2006/main" xmlns:w14="http://schemas.microsoft.com/office/word/2010/wordml" xmlns:w15="http://schemas.microsoft.com/office/word/2012/wordml" xmlns:w16cei="http://schemas.microsoft.com/office/word/2026/wordml/cei" xmlns:w16cex="http://schemas.microsoft.com/office/word/2018/wordml/cex" xmlns:w16cid="http://schemas.microsoft.com/office/word/2016/wordml/cid" xmlns:w16="http://schemas.microsoft.com/office/word/2018/wordml" xmlns:w16du="http://schemas.microsoft.com/office/word/2023/wordml/word16du" xmlns:w16sdtdh="http://schemas.microsoft.com/office/word/2020/wordml/sdtdatahash" xmlns:w16sdtfl="http://schemas.microsoft.com/office/word/2024/wordml/sdtformatlock" xmlns:w16se="http://schemas.microsoft.com/office/word/2015/wordml/symex" xmlns:wpg="http://schemas.microsoft.com/office/word/2010/wordprocessingGroup" xmlns:wpi="http://schemas.microsoft.com/office/word/2010/wordprocessingInk" xmlns:wne="http://schemas.microsoft.com/office/word/2006/wordml" xmlns:wps="http://schemas.microsoft.com/office/word/2010/wordprocessingShape" mc:Ignorable="w14 w15 w16se w16cid w16 w16cex w16sdtdh w16sdtfl w16du wp14">
   <w:footnote w:type="separator" w:id="-1">
     <w:p>
       <w:pPr>
@@ -2149,7 +2695,7 @@
 </file>
 
 <file path=word/header1.xml><?xml version="1.0" encoding="utf-8"?>
-<w:hdr xmlns:wpc="http://schemas.microsoft.com/office/word/2010/wordprocessingCanvas" xmlns:cx="http://schemas.microsoft.com/office/drawing/2014/chartex" xmlns:cx1="http://schemas.microsoft.com/office/drawing/2015/9/8/chartex" xmlns:cx2="http://schemas.microsoft.com/office/drawing/2015/10/21/chartex" xmlns:cx3="http://schemas.microsoft.com/office/drawing/2016/5/9/chartex" xmlns:cx4="http://schemas.microsoft.com/office/drawing/2016/5/10/chartex" xmlns:cx5="http://schemas.microsoft.com/office/drawing/2016/5/11/chartex" xmlns:cx6="http://schemas.microsoft.com/office/drawing/2016/5/12/chartex" xmlns:cx7="http://schemas.microsoft.com/office/drawing/2016/5/13/chartex" xmlns:cx8="http://schemas.microsoft.com/office/drawing/2016/5/14/chartex" xmlns:mc="http://schemas.openxmlformats.org/markup-compatibility/2006" xmlns:aink="http://schemas.microsoft.com/office/drawing/2016/ink" xmlns:am3d="http://schemas.microsoft.com/office/drawing/2017/model3d" xmlns:o="urn:schemas-microsoft-com:office:office" xmlns:r="http://schemas.openxmlformats.org/officeDocument/2006/relationships" xmlns:m="http://schemas.openxmlformats.org/officeDocument/2006/math" xmlns:v="urn:schemas-microsoft-com:vml" xmlns:wp14="http://schemas.microsoft.com/office/word/2010/wordprocessingDrawing" xmlns:wp="http://schemas.openxmlformats.org/drawingml/2006/wordprocessingDrawing" xmlns:w10="urn:schemas-microsoft-com:office:word" xmlns:w="http://schemas.openxmlformats.org/wordprocessingml/2006/main" xmlns:w14="http://schemas.microsoft.com/office/word/2010/wordml" xmlns:w15="http://schemas.microsoft.com/office/word/2012/wordml" xmlns:w16cex="http://schemas.microsoft.com/office/word/2018/wordml/cex" xmlns:w16cid="http://schemas.microsoft.com/office/word/2016/wordml/cid" xmlns:w16="http://schemas.microsoft.com/office/word/2018/wordml" xmlns:w16sdtdh="http://schemas.microsoft.com/office/word/2020/wordml/sdtdatahash" xmlns:w16se="http://schemas.microsoft.com/office/word/2015/wordml/symex" xmlns:wpg="http://schemas.microsoft.com/office/word/2010/wordprocessingGroup" xmlns:wpi="http://schemas.microsoft.com/office/word/2010/wordprocessingInk" xmlns:wne="http://schemas.microsoft.com/office/word/2006/wordml" xmlns:wps="http://schemas.microsoft.com/office/word/2010/wordprocessingShape" mc:Ignorable="w14 w15 w16se w16cid w16 w16cex w16sdtdh wp14">
+<w:hdr xmlns:wpc="http://schemas.microsoft.com/office/word/2010/wordprocessingCanvas" xmlns:cx="http://schemas.microsoft.com/office/drawing/2014/chartex" xmlns:cx1="http://schemas.microsoft.com/office/drawing/2015/9/8/chartex" xmlns:cx2="http://schemas.microsoft.com/office/drawing/2015/10/21/chartex" xmlns:cx3="http://schemas.microsoft.com/office/drawing/2016/5/9/chartex" xmlns:cx4="http://schemas.microsoft.com/office/drawing/2016/5/10/chartex" xmlns:cx5="http://schemas.microsoft.com/office/drawing/2016/5/11/chartex" xmlns:cx6="http://schemas.microsoft.com/office/drawing/2016/5/12/chartex" xmlns:cx7="http://schemas.microsoft.com/office/drawing/2016/5/13/chartex" xmlns:cx8="http://schemas.microsoft.com/office/drawing/2016/5/14/chartex" xmlns:mc="http://schemas.openxmlformats.org/markup-compatibility/2006" xmlns:aink="http://schemas.microsoft.com/office/drawing/2016/ink" xmlns:am3d="http://schemas.microsoft.com/office/drawing/2017/model3d" xmlns:o="urn:schemas-microsoft-com:office:office" xmlns:oel="http://schemas.microsoft.com/office/2019/extlst" xmlns:r="http://schemas.openxmlformats.org/officeDocument/2006/relationships" xmlns:m="http://schemas.openxmlformats.org/officeDocument/2006/math" xmlns:v="urn:schemas-microsoft-com:vml" xmlns:wp14="http://schemas.microsoft.com/office/word/2010/wordprocessingDrawing" xmlns:wp="http://schemas.openxmlformats.org/drawingml/2006/wordprocessingDrawing" xmlns:w10="urn:schemas-microsoft-com:office:word" xmlns:w="http://schemas.openxmlformats.org/wordprocessingml/2006/main" xmlns:w14="http://schemas.microsoft.com/office/word/2010/wordml" xmlns:w15="http://schemas.microsoft.com/office/word/2012/wordml" xmlns:w16cei="http://schemas.microsoft.com/office/word/2026/wordml/cei" xmlns:w16cex="http://schemas.microsoft.com/office/word/2018/wordml/cex" xmlns:w16cid="http://schemas.microsoft.com/office/word/2016/wordml/cid" xmlns:w16="http://schemas.microsoft.com/office/word/2018/wordml" xmlns:w16du="http://schemas.microsoft.com/office/word/2023/wordml/word16du" xmlns:w16sdtdh="http://schemas.microsoft.com/office/word/2020/wordml/sdtdatahash" xmlns:w16sdtfl="http://schemas.microsoft.com/office/word/2024/wordml/sdtformatlock" xmlns:w16se="http://schemas.microsoft.com/office/word/2015/wordml/symex" xmlns:wpg="http://schemas.microsoft.com/office/word/2010/wordprocessingGroup" xmlns:wpi="http://schemas.microsoft.com/office/word/2010/wordprocessingInk" xmlns:wne="http://schemas.microsoft.com/office/word/2006/wordml" xmlns:wps="http://schemas.microsoft.com/office/word/2010/wordprocessingShape" mc:Ignorable="w14 w15 w16se w16cid w16 w16cex w16sdtdh w16sdtfl w16du wp14">
   <w:p>
     <w:pPr>
       <w:pStyle w:val="a5"/>
@@ -2200,7 +2746,7 @@
 </file>
 
 <file path=word/styles.xml><?xml version="1.0" encoding="utf-8"?>
-<w:styles xmlns:mc="http://schemas.openxmlformats.org/markup-compatibility/2006" xmlns:r="http://schemas.openxmlformats.org/officeDocument/2006/relationships" xmlns:w="http://schemas.openxmlformats.org/wordprocessingml/2006/main" xmlns:w14="http://schemas.microsoft.com/office/word/2010/wordml" xmlns:w15="http://schemas.microsoft.com/office/word/2012/wordml" xmlns:w16cex="http://schemas.microsoft.com/office/word/2018/wordml/cex" xmlns:w16cid="http://schemas.microsoft.com/office/word/2016/wordml/cid" xmlns:w16="http://schemas.microsoft.com/office/word/2018/wordml" xmlns:w16sdtdh="http://schemas.microsoft.com/office/word/2020/wordml/sdtdatahash" xmlns:w16se="http://schemas.microsoft.com/office/word/2015/wordml/symex" mc:Ignorable="w14 w15 w16se w16cid w16 w16cex w16sdtdh">
+<w:styles xmlns:mc="http://schemas.openxmlformats.org/markup-compatibility/2006" xmlns:r="http://schemas.openxmlformats.org/officeDocument/2006/relationships" xmlns:w="http://schemas.openxmlformats.org/wordprocessingml/2006/main" xmlns:w14="http://schemas.microsoft.com/office/word/2010/wordml" xmlns:w15="http://schemas.microsoft.com/office/word/2012/wordml" xmlns:w16cex="http://schemas.microsoft.com/office/word/2018/wordml/cex" xmlns:w16cid="http://schemas.microsoft.com/office/word/2016/wordml/cid" xmlns:w16="http://schemas.microsoft.com/office/word/2018/wordml" xmlns:w16du="http://schemas.microsoft.com/office/word/2023/wordml/word16du" xmlns:w16sdtdh="http://schemas.microsoft.com/office/word/2020/wordml/sdtdatahash" xmlns:w16sdtfl="http://schemas.microsoft.com/office/word/2024/wordml/sdtformatlock" xmlns:w16se="http://schemas.microsoft.com/office/word/2015/wordml/symex" mc:Ignorable="w14 w15 w16se w16cid w16 w16cex w16sdtdh w16sdtfl w16du">
   <w:docDefaults>
     <w:rPrDefault>
       <w:rPr>
@@ -2624,7 +3170,6 @@
   <w:style w:type="character" w:default="1" w:styleId="a0">
     <w:name w:val="Default Paragraph Font"/>
     <w:uiPriority w:val="1"/>
-    <w:semiHidden/>
     <w:unhideWhenUsed/>
   </w:style>
   <w:style w:type="table" w:default="1" w:styleId="a1">
